--- a/handouts/conbio_case_studies/case_convo_schedule.docx
+++ b/handouts/conbio_case_studies/case_convo_schedule.docx
@@ -12,27 +12,28 @@
     </w:p>
     <w:tbl>
       <w:tblPr>
-        <w:tblStyle w:val="Table"/>
-        <w:tblW w:w="5000" w:type="pct"/>
+        <w:tblStyle w:val="PlainTable1"/>
+        <w:tblW w:w="5096" w:type="pct"/>
         <w:tblLayout w:type="fixed"/>
         <w:tblLook w:val="0020" w:firstRow="1" w:lastRow="0" w:firstColumn="0" w:lastColumn="0" w:noHBand="0" w:noVBand="0"/>
       </w:tblPr>
       <w:tblGrid>
-        <w:gridCol w:w="1726"/>
-        <w:gridCol w:w="7058"/>
-        <w:gridCol w:w="1098"/>
-        <w:gridCol w:w="1098"/>
-        <w:gridCol w:w="1098"/>
-        <w:gridCol w:w="1098"/>
+        <w:gridCol w:w="1727"/>
+        <w:gridCol w:w="3152"/>
+        <w:gridCol w:w="2610"/>
+        <w:gridCol w:w="2160"/>
+        <w:gridCol w:w="1890"/>
+        <w:gridCol w:w="1890"/>
       </w:tblGrid>
       <w:tr>
         <w:trPr>
           <w:cnfStyle w:val="100000000000" w:firstRow="1" w:lastRow="0" w:firstColumn="0" w:lastColumn="0" w:oddVBand="0" w:evenVBand="0" w:oddHBand="0" w:evenHBand="0" w:firstRowFirstColumn="0" w:firstRowLastColumn="0" w:lastRowFirstColumn="0" w:lastRowLastColumn="0"/>
-          <w:tblHeader/>
+          <w:trHeight w:val="720"/>
         </w:trPr>
         <w:tc>
           <w:tcPr>
-            <w:tcW w:w="1037" w:type="dxa"/>
+            <w:cnfStyle w:val="000010000000" w:firstRow="0" w:lastRow="0" w:firstColumn="0" w:lastColumn="0" w:oddVBand="1" w:evenVBand="0" w:oddHBand="0" w:evenHBand="0" w:firstRowFirstColumn="0" w:firstRowLastColumn="0" w:lastRowFirstColumn="0" w:lastRowLastColumn="0"/>
+            <w:tcW w:w="1726" w:type="dxa"/>
           </w:tcPr>
           <w:p>
             <w:pPr>
@@ -45,11 +46,12 @@
         </w:tc>
         <w:tc>
           <w:tcPr>
-            <w:tcW w:w="4242" w:type="dxa"/>
-          </w:tcPr>
-          <w:p>
-            <w:pPr>
-              <w:pStyle w:val="Compact"/>
+            <w:tcW w:w="3152" w:type="dxa"/>
+          </w:tcPr>
+          <w:p>
+            <w:pPr>
+              <w:pStyle w:val="Compact"/>
+              <w:cnfStyle w:val="100000000000" w:firstRow="1" w:lastRow="0" w:firstColumn="0" w:lastColumn="0" w:oddVBand="0" w:evenVBand="0" w:oddHBand="0" w:evenHBand="0" w:firstRowFirstColumn="0" w:firstRowLastColumn="0" w:lastRowFirstColumn="0" w:lastRowLastColumn="0"/>
             </w:pPr>
             <w:r>
               <w:t>topic</w:t>
@@ -58,7 +60,8 @@
         </w:tc>
         <w:tc>
           <w:tcPr>
-            <w:tcW w:w="660" w:type="dxa"/>
+            <w:cnfStyle w:val="000010000000" w:firstRow="0" w:lastRow="0" w:firstColumn="0" w:lastColumn="0" w:oddVBand="1" w:evenVBand="0" w:oddHBand="0" w:evenHBand="0" w:firstRowFirstColumn="0" w:firstRowLastColumn="0" w:lastRowFirstColumn="0" w:lastRowLastColumn="0"/>
+            <w:tcW w:w="2610" w:type="dxa"/>
           </w:tcPr>
           <w:p>
             <w:pPr>
@@ -71,11 +74,12 @@
         </w:tc>
         <w:tc>
           <w:tcPr>
-            <w:tcW w:w="660" w:type="dxa"/>
-          </w:tcPr>
-          <w:p>
-            <w:pPr>
-              <w:pStyle w:val="Compact"/>
+            <w:tcW w:w="2160" w:type="dxa"/>
+          </w:tcPr>
+          <w:p>
+            <w:pPr>
+              <w:pStyle w:val="Compact"/>
+              <w:cnfStyle w:val="100000000000" w:firstRow="1" w:lastRow="0" w:firstColumn="0" w:lastColumn="0" w:oddVBand="0" w:evenVBand="0" w:oddHBand="0" w:evenHBand="0" w:firstRowFirstColumn="0" w:firstRowLastColumn="0" w:lastRowFirstColumn="0" w:lastRowLastColumn="0"/>
             </w:pPr>
             <w:r>
               <w:t>Name 2</w:t>
@@ -84,7 +88,8 @@
         </w:tc>
         <w:tc>
           <w:tcPr>
-            <w:tcW w:w="660" w:type="dxa"/>
+            <w:cnfStyle w:val="000010000000" w:firstRow="0" w:lastRow="0" w:firstColumn="0" w:lastColumn="0" w:oddVBand="1" w:evenVBand="0" w:oddHBand="0" w:evenHBand="0" w:firstRowFirstColumn="0" w:firstRowLastColumn="0" w:lastRowFirstColumn="0" w:lastRowLastColumn="0"/>
+            <w:tcW w:w="1890" w:type="dxa"/>
           </w:tcPr>
           <w:p>
             <w:pPr>
@@ -97,11 +102,12 @@
         </w:tc>
         <w:tc>
           <w:tcPr>
-            <w:tcW w:w="660" w:type="dxa"/>
-          </w:tcPr>
-          <w:p>
-            <w:pPr>
-              <w:pStyle w:val="Compact"/>
+            <w:tcW w:w="1890" w:type="dxa"/>
+          </w:tcPr>
+          <w:p>
+            <w:pPr>
+              <w:pStyle w:val="Compact"/>
+              <w:cnfStyle w:val="100000000000" w:firstRow="1" w:lastRow="0" w:firstColumn="0" w:lastColumn="0" w:oddVBand="0" w:evenVBand="0" w:oddHBand="0" w:evenHBand="0" w:firstRowFirstColumn="0" w:firstRowLastColumn="0" w:lastRowFirstColumn="0" w:lastRowLastColumn="0"/>
             </w:pPr>
             <w:r>
               <w:t>Name 4</w:t>
@@ -110,9 +116,14 @@
         </w:tc>
       </w:tr>
       <w:tr>
-        <w:tc>
-          <w:tcPr>
-            <w:tcW w:w="1037" w:type="dxa"/>
+        <w:trPr>
+          <w:cnfStyle w:val="000000100000" w:firstRow="0" w:lastRow="0" w:firstColumn="0" w:lastColumn="0" w:oddVBand="0" w:evenVBand="0" w:oddHBand="1" w:evenHBand="0" w:firstRowFirstColumn="0" w:firstRowLastColumn="0" w:lastRowFirstColumn="0" w:lastRowLastColumn="0"/>
+          <w:trHeight w:val="720"/>
+        </w:trPr>
+        <w:tc>
+          <w:tcPr>
+            <w:cnfStyle w:val="000010000000" w:firstRow="0" w:lastRow="0" w:firstColumn="0" w:lastColumn="0" w:oddVBand="1" w:evenVBand="0" w:oddHBand="0" w:evenHBand="0" w:firstRowFirstColumn="0" w:firstRowLastColumn="0" w:lastRowFirstColumn="0" w:lastRowLastColumn="0"/>
+            <w:tcW w:w="1726" w:type="dxa"/>
           </w:tcPr>
           <w:p>
             <w:pPr>
@@ -125,11 +136,12 @@
         </w:tc>
         <w:tc>
           <w:tcPr>
-            <w:tcW w:w="4242" w:type="dxa"/>
-          </w:tcPr>
-          <w:p>
-            <w:pPr>
-              <w:pStyle w:val="Compact"/>
+            <w:tcW w:w="3152" w:type="dxa"/>
+          </w:tcPr>
+          <w:p>
+            <w:pPr>
+              <w:pStyle w:val="Compact"/>
+              <w:cnfStyle w:val="000000100000" w:firstRow="0" w:lastRow="0" w:firstColumn="0" w:lastColumn="0" w:oddVBand="0" w:evenVBand="0" w:oddHBand="1" w:evenHBand="0" w:firstRowFirstColumn="0" w:firstRowLastColumn="0" w:lastRowFirstColumn="0" w:lastRowLastColumn="0"/>
             </w:pPr>
             <w:r>
               <w:t>Extinction</w:t>
@@ -138,49 +150,57 @@
         </w:tc>
         <w:tc>
           <w:tcPr>
-            <w:tcW w:w="660" w:type="dxa"/>
-          </w:tcPr>
-          <w:p>
-            <w:pPr>
-              <w:pStyle w:val="Compact"/>
-            </w:pPr>
-          </w:p>
-        </w:tc>
-        <w:tc>
-          <w:tcPr>
-            <w:tcW w:w="660" w:type="dxa"/>
-          </w:tcPr>
-          <w:p>
-            <w:pPr>
-              <w:pStyle w:val="Compact"/>
-            </w:pPr>
-          </w:p>
-        </w:tc>
-        <w:tc>
-          <w:tcPr>
-            <w:tcW w:w="660" w:type="dxa"/>
-          </w:tcPr>
-          <w:p>
-            <w:pPr>
-              <w:pStyle w:val="Compact"/>
-            </w:pPr>
-          </w:p>
-        </w:tc>
-        <w:tc>
-          <w:tcPr>
-            <w:tcW w:w="660" w:type="dxa"/>
-          </w:tcPr>
-          <w:p>
-            <w:pPr>
-              <w:pStyle w:val="Compact"/>
+            <w:cnfStyle w:val="000010000000" w:firstRow="0" w:lastRow="0" w:firstColumn="0" w:lastColumn="0" w:oddVBand="1" w:evenVBand="0" w:oddHBand="0" w:evenHBand="0" w:firstRowFirstColumn="0" w:firstRowLastColumn="0" w:lastRowFirstColumn="0" w:lastRowLastColumn="0"/>
+            <w:tcW w:w="2610" w:type="dxa"/>
+          </w:tcPr>
+          <w:p>
+            <w:pPr>
+              <w:pStyle w:val="Compact"/>
+            </w:pPr>
+          </w:p>
+        </w:tc>
+        <w:tc>
+          <w:tcPr>
+            <w:tcW w:w="2160" w:type="dxa"/>
+          </w:tcPr>
+          <w:p>
+            <w:pPr>
+              <w:pStyle w:val="Compact"/>
+              <w:cnfStyle w:val="000000100000" w:firstRow="0" w:lastRow="0" w:firstColumn="0" w:lastColumn="0" w:oddVBand="0" w:evenVBand="0" w:oddHBand="1" w:evenHBand="0" w:firstRowFirstColumn="0" w:firstRowLastColumn="0" w:lastRowFirstColumn="0" w:lastRowLastColumn="0"/>
+            </w:pPr>
+          </w:p>
+        </w:tc>
+        <w:tc>
+          <w:tcPr>
+            <w:cnfStyle w:val="000010000000" w:firstRow="0" w:lastRow="0" w:firstColumn="0" w:lastColumn="0" w:oddVBand="1" w:evenVBand="0" w:oddHBand="0" w:evenHBand="0" w:firstRowFirstColumn="0" w:firstRowLastColumn="0" w:lastRowFirstColumn="0" w:lastRowLastColumn="0"/>
+            <w:tcW w:w="1890" w:type="dxa"/>
+          </w:tcPr>
+          <w:p>
+            <w:pPr>
+              <w:pStyle w:val="Compact"/>
+            </w:pPr>
+          </w:p>
+        </w:tc>
+        <w:tc>
+          <w:tcPr>
+            <w:tcW w:w="1890" w:type="dxa"/>
+          </w:tcPr>
+          <w:p>
+            <w:pPr>
+              <w:pStyle w:val="Compact"/>
+              <w:cnfStyle w:val="000000100000" w:firstRow="0" w:lastRow="0" w:firstColumn="0" w:lastColumn="0" w:oddVBand="0" w:evenVBand="0" w:oddHBand="1" w:evenHBand="0" w:firstRowFirstColumn="0" w:firstRowLastColumn="0" w:lastRowFirstColumn="0" w:lastRowLastColumn="0"/>
             </w:pPr>
           </w:p>
         </w:tc>
       </w:tr>
       <w:tr>
-        <w:tc>
-          <w:tcPr>
-            <w:tcW w:w="1037" w:type="dxa"/>
+        <w:trPr>
+          <w:trHeight w:val="720"/>
+        </w:trPr>
+        <w:tc>
+          <w:tcPr>
+            <w:cnfStyle w:val="000010000000" w:firstRow="0" w:lastRow="0" w:firstColumn="0" w:lastColumn="0" w:oddVBand="1" w:evenVBand="0" w:oddHBand="0" w:evenHBand="0" w:firstRowFirstColumn="0" w:firstRowLastColumn="0" w:lastRowFirstColumn="0" w:lastRowLastColumn="0"/>
+            <w:tcW w:w="1726" w:type="dxa"/>
           </w:tcPr>
           <w:p>
             <w:pPr>
@@ -193,11 +213,12 @@
         </w:tc>
         <w:tc>
           <w:tcPr>
-            <w:tcW w:w="4242" w:type="dxa"/>
-          </w:tcPr>
-          <w:p>
-            <w:pPr>
-              <w:pStyle w:val="Compact"/>
+            <w:tcW w:w="3152" w:type="dxa"/>
+          </w:tcPr>
+          <w:p>
+            <w:pPr>
+              <w:pStyle w:val="Compact"/>
+              <w:cnfStyle w:val="000000000000" w:firstRow="0" w:lastRow="0" w:firstColumn="0" w:lastColumn="0" w:oddVBand="0" w:evenVBand="0" w:oddHBand="0" w:evenHBand="0" w:firstRowFirstColumn="0" w:firstRowLastColumn="0" w:lastRowFirstColumn="0" w:lastRowLastColumn="0"/>
             </w:pPr>
             <w:r>
               <w:t>Habitat Loss, Fragmentation, and Degradation</w:t>
@@ -206,49 +227,58 @@
         </w:tc>
         <w:tc>
           <w:tcPr>
-            <w:tcW w:w="660" w:type="dxa"/>
-          </w:tcPr>
-          <w:p>
-            <w:pPr>
-              <w:pStyle w:val="Compact"/>
-            </w:pPr>
-          </w:p>
-        </w:tc>
-        <w:tc>
-          <w:tcPr>
-            <w:tcW w:w="660" w:type="dxa"/>
-          </w:tcPr>
-          <w:p>
-            <w:pPr>
-              <w:pStyle w:val="Compact"/>
-            </w:pPr>
-          </w:p>
-        </w:tc>
-        <w:tc>
-          <w:tcPr>
-            <w:tcW w:w="660" w:type="dxa"/>
-          </w:tcPr>
-          <w:p>
-            <w:pPr>
-              <w:pStyle w:val="Compact"/>
-            </w:pPr>
-          </w:p>
-        </w:tc>
-        <w:tc>
-          <w:tcPr>
-            <w:tcW w:w="660" w:type="dxa"/>
-          </w:tcPr>
-          <w:p>
-            <w:pPr>
-              <w:pStyle w:val="Compact"/>
+            <w:cnfStyle w:val="000010000000" w:firstRow="0" w:lastRow="0" w:firstColumn="0" w:lastColumn="0" w:oddVBand="1" w:evenVBand="0" w:oddHBand="0" w:evenHBand="0" w:firstRowFirstColumn="0" w:firstRowLastColumn="0" w:lastRowFirstColumn="0" w:lastRowLastColumn="0"/>
+            <w:tcW w:w="2610" w:type="dxa"/>
+          </w:tcPr>
+          <w:p>
+            <w:pPr>
+              <w:pStyle w:val="Compact"/>
+            </w:pPr>
+          </w:p>
+        </w:tc>
+        <w:tc>
+          <w:tcPr>
+            <w:tcW w:w="2160" w:type="dxa"/>
+          </w:tcPr>
+          <w:p>
+            <w:pPr>
+              <w:pStyle w:val="Compact"/>
+              <w:cnfStyle w:val="000000000000" w:firstRow="0" w:lastRow="0" w:firstColumn="0" w:lastColumn="0" w:oddVBand="0" w:evenVBand="0" w:oddHBand="0" w:evenHBand="0" w:firstRowFirstColumn="0" w:firstRowLastColumn="0" w:lastRowFirstColumn="0" w:lastRowLastColumn="0"/>
+            </w:pPr>
+          </w:p>
+        </w:tc>
+        <w:tc>
+          <w:tcPr>
+            <w:cnfStyle w:val="000010000000" w:firstRow="0" w:lastRow="0" w:firstColumn="0" w:lastColumn="0" w:oddVBand="1" w:evenVBand="0" w:oddHBand="0" w:evenHBand="0" w:firstRowFirstColumn="0" w:firstRowLastColumn="0" w:lastRowFirstColumn="0" w:lastRowLastColumn="0"/>
+            <w:tcW w:w="1890" w:type="dxa"/>
+          </w:tcPr>
+          <w:p>
+            <w:pPr>
+              <w:pStyle w:val="Compact"/>
+            </w:pPr>
+          </w:p>
+        </w:tc>
+        <w:tc>
+          <w:tcPr>
+            <w:tcW w:w="1890" w:type="dxa"/>
+          </w:tcPr>
+          <w:p>
+            <w:pPr>
+              <w:pStyle w:val="Compact"/>
+              <w:cnfStyle w:val="000000000000" w:firstRow="0" w:lastRow="0" w:firstColumn="0" w:lastColumn="0" w:oddVBand="0" w:evenVBand="0" w:oddHBand="0" w:evenHBand="0" w:firstRowFirstColumn="0" w:firstRowLastColumn="0" w:lastRowFirstColumn="0" w:lastRowLastColumn="0"/>
             </w:pPr>
           </w:p>
         </w:tc>
       </w:tr>
       <w:tr>
-        <w:tc>
-          <w:tcPr>
-            <w:tcW w:w="1037" w:type="dxa"/>
+        <w:trPr>
+          <w:cnfStyle w:val="000000100000" w:firstRow="0" w:lastRow="0" w:firstColumn="0" w:lastColumn="0" w:oddVBand="0" w:evenVBand="0" w:oddHBand="1" w:evenHBand="0" w:firstRowFirstColumn="0" w:firstRowLastColumn="0" w:lastRowFirstColumn="0" w:lastRowLastColumn="0"/>
+          <w:trHeight w:val="720"/>
+        </w:trPr>
+        <w:tc>
+          <w:tcPr>
+            <w:cnfStyle w:val="000010000000" w:firstRow="0" w:lastRow="0" w:firstColumn="0" w:lastColumn="0" w:oddVBand="1" w:evenVBand="0" w:oddHBand="0" w:evenHBand="0" w:firstRowFirstColumn="0" w:firstRowLastColumn="0" w:lastRowFirstColumn="0" w:lastRowLastColumn="0"/>
+            <w:tcW w:w="1726" w:type="dxa"/>
           </w:tcPr>
           <w:p>
             <w:pPr>
@@ -261,11 +291,12 @@
         </w:tc>
         <w:tc>
           <w:tcPr>
-            <w:tcW w:w="4242" w:type="dxa"/>
-          </w:tcPr>
-          <w:p>
-            <w:pPr>
-              <w:pStyle w:val="Compact"/>
+            <w:tcW w:w="3152" w:type="dxa"/>
+          </w:tcPr>
+          <w:p>
+            <w:pPr>
+              <w:pStyle w:val="Compact"/>
+              <w:cnfStyle w:val="000000100000" w:firstRow="0" w:lastRow="0" w:firstColumn="0" w:lastColumn="0" w:oddVBand="0" w:evenVBand="0" w:oddHBand="1" w:evenHBand="0" w:firstRowFirstColumn="0" w:firstRowLastColumn="0" w:lastRowFirstColumn="0" w:lastRowLastColumn="0"/>
             </w:pPr>
             <w:r>
               <w:t>Overexploitation</w:t>
@@ -274,49 +305,57 @@
         </w:tc>
         <w:tc>
           <w:tcPr>
-            <w:tcW w:w="660" w:type="dxa"/>
-          </w:tcPr>
-          <w:p>
-            <w:pPr>
-              <w:pStyle w:val="Compact"/>
-            </w:pPr>
-          </w:p>
-        </w:tc>
-        <w:tc>
-          <w:tcPr>
-            <w:tcW w:w="660" w:type="dxa"/>
-          </w:tcPr>
-          <w:p>
-            <w:pPr>
-              <w:pStyle w:val="Compact"/>
-            </w:pPr>
-          </w:p>
-        </w:tc>
-        <w:tc>
-          <w:tcPr>
-            <w:tcW w:w="660" w:type="dxa"/>
-          </w:tcPr>
-          <w:p>
-            <w:pPr>
-              <w:pStyle w:val="Compact"/>
-            </w:pPr>
-          </w:p>
-        </w:tc>
-        <w:tc>
-          <w:tcPr>
-            <w:tcW w:w="660" w:type="dxa"/>
-          </w:tcPr>
-          <w:p>
-            <w:pPr>
-              <w:pStyle w:val="Compact"/>
+            <w:cnfStyle w:val="000010000000" w:firstRow="0" w:lastRow="0" w:firstColumn="0" w:lastColumn="0" w:oddVBand="1" w:evenVBand="0" w:oddHBand="0" w:evenHBand="0" w:firstRowFirstColumn="0" w:firstRowLastColumn="0" w:lastRowFirstColumn="0" w:lastRowLastColumn="0"/>
+            <w:tcW w:w="2610" w:type="dxa"/>
+          </w:tcPr>
+          <w:p>
+            <w:pPr>
+              <w:pStyle w:val="Compact"/>
+            </w:pPr>
+          </w:p>
+        </w:tc>
+        <w:tc>
+          <w:tcPr>
+            <w:tcW w:w="2160" w:type="dxa"/>
+          </w:tcPr>
+          <w:p>
+            <w:pPr>
+              <w:pStyle w:val="Compact"/>
+              <w:cnfStyle w:val="000000100000" w:firstRow="0" w:lastRow="0" w:firstColumn="0" w:lastColumn="0" w:oddVBand="0" w:evenVBand="0" w:oddHBand="1" w:evenHBand="0" w:firstRowFirstColumn="0" w:firstRowLastColumn="0" w:lastRowFirstColumn="0" w:lastRowLastColumn="0"/>
+            </w:pPr>
+          </w:p>
+        </w:tc>
+        <w:tc>
+          <w:tcPr>
+            <w:cnfStyle w:val="000010000000" w:firstRow="0" w:lastRow="0" w:firstColumn="0" w:lastColumn="0" w:oddVBand="1" w:evenVBand="0" w:oddHBand="0" w:evenHBand="0" w:firstRowFirstColumn="0" w:firstRowLastColumn="0" w:lastRowFirstColumn="0" w:lastRowLastColumn="0"/>
+            <w:tcW w:w="1890" w:type="dxa"/>
+          </w:tcPr>
+          <w:p>
+            <w:pPr>
+              <w:pStyle w:val="Compact"/>
+            </w:pPr>
+          </w:p>
+        </w:tc>
+        <w:tc>
+          <w:tcPr>
+            <w:tcW w:w="1890" w:type="dxa"/>
+          </w:tcPr>
+          <w:p>
+            <w:pPr>
+              <w:pStyle w:val="Compact"/>
+              <w:cnfStyle w:val="000000100000" w:firstRow="0" w:lastRow="0" w:firstColumn="0" w:lastColumn="0" w:oddVBand="0" w:evenVBand="0" w:oddHBand="1" w:evenHBand="0" w:firstRowFirstColumn="0" w:firstRowLastColumn="0" w:lastRowFirstColumn="0" w:lastRowLastColumn="0"/>
             </w:pPr>
           </w:p>
         </w:tc>
       </w:tr>
       <w:tr>
-        <w:tc>
-          <w:tcPr>
-            <w:tcW w:w="1037" w:type="dxa"/>
+        <w:trPr>
+          <w:trHeight w:val="720"/>
+        </w:trPr>
+        <w:tc>
+          <w:tcPr>
+            <w:cnfStyle w:val="000010000000" w:firstRow="0" w:lastRow="0" w:firstColumn="0" w:lastColumn="0" w:oddVBand="1" w:evenVBand="0" w:oddHBand="0" w:evenHBand="0" w:firstRowFirstColumn="0" w:firstRowLastColumn="0" w:lastRowFirstColumn="0" w:lastRowLastColumn="0"/>
+            <w:tcW w:w="1726" w:type="dxa"/>
           </w:tcPr>
           <w:p>
             <w:pPr>
@@ -329,11 +368,12 @@
         </w:tc>
         <w:tc>
           <w:tcPr>
-            <w:tcW w:w="4242" w:type="dxa"/>
-          </w:tcPr>
-          <w:p>
-            <w:pPr>
-              <w:pStyle w:val="Compact"/>
+            <w:tcW w:w="3152" w:type="dxa"/>
+          </w:tcPr>
+          <w:p>
+            <w:pPr>
+              <w:pStyle w:val="Compact"/>
+              <w:cnfStyle w:val="000000000000" w:firstRow="0" w:lastRow="0" w:firstColumn="0" w:lastColumn="0" w:oddVBand="0" w:evenVBand="0" w:oddHBand="0" w:evenHBand="0" w:firstRowFirstColumn="0" w:firstRowLastColumn="0" w:lastRowFirstColumn="0" w:lastRowLastColumn="0"/>
             </w:pPr>
             <w:r>
               <w:t>Invasive Alien Species</w:t>
@@ -342,49 +382,58 @@
         </w:tc>
         <w:tc>
           <w:tcPr>
-            <w:tcW w:w="660" w:type="dxa"/>
-          </w:tcPr>
-          <w:p>
-            <w:pPr>
-              <w:pStyle w:val="Compact"/>
-            </w:pPr>
-          </w:p>
-        </w:tc>
-        <w:tc>
-          <w:tcPr>
-            <w:tcW w:w="660" w:type="dxa"/>
-          </w:tcPr>
-          <w:p>
-            <w:pPr>
-              <w:pStyle w:val="Compact"/>
-            </w:pPr>
-          </w:p>
-        </w:tc>
-        <w:tc>
-          <w:tcPr>
-            <w:tcW w:w="660" w:type="dxa"/>
-          </w:tcPr>
-          <w:p>
-            <w:pPr>
-              <w:pStyle w:val="Compact"/>
-            </w:pPr>
-          </w:p>
-        </w:tc>
-        <w:tc>
-          <w:tcPr>
-            <w:tcW w:w="660" w:type="dxa"/>
-          </w:tcPr>
-          <w:p>
-            <w:pPr>
-              <w:pStyle w:val="Compact"/>
+            <w:cnfStyle w:val="000010000000" w:firstRow="0" w:lastRow="0" w:firstColumn="0" w:lastColumn="0" w:oddVBand="1" w:evenVBand="0" w:oddHBand="0" w:evenHBand="0" w:firstRowFirstColumn="0" w:firstRowLastColumn="0" w:lastRowFirstColumn="0" w:lastRowLastColumn="0"/>
+            <w:tcW w:w="2610" w:type="dxa"/>
+          </w:tcPr>
+          <w:p>
+            <w:pPr>
+              <w:pStyle w:val="Compact"/>
+            </w:pPr>
+          </w:p>
+        </w:tc>
+        <w:tc>
+          <w:tcPr>
+            <w:tcW w:w="2160" w:type="dxa"/>
+          </w:tcPr>
+          <w:p>
+            <w:pPr>
+              <w:pStyle w:val="Compact"/>
+              <w:cnfStyle w:val="000000000000" w:firstRow="0" w:lastRow="0" w:firstColumn="0" w:lastColumn="0" w:oddVBand="0" w:evenVBand="0" w:oddHBand="0" w:evenHBand="0" w:firstRowFirstColumn="0" w:firstRowLastColumn="0" w:lastRowFirstColumn="0" w:lastRowLastColumn="0"/>
+            </w:pPr>
+          </w:p>
+        </w:tc>
+        <w:tc>
+          <w:tcPr>
+            <w:cnfStyle w:val="000010000000" w:firstRow="0" w:lastRow="0" w:firstColumn="0" w:lastColumn="0" w:oddVBand="1" w:evenVBand="0" w:oddHBand="0" w:evenHBand="0" w:firstRowFirstColumn="0" w:firstRowLastColumn="0" w:lastRowFirstColumn="0" w:lastRowLastColumn="0"/>
+            <w:tcW w:w="1890" w:type="dxa"/>
+          </w:tcPr>
+          <w:p>
+            <w:pPr>
+              <w:pStyle w:val="Compact"/>
+            </w:pPr>
+          </w:p>
+        </w:tc>
+        <w:tc>
+          <w:tcPr>
+            <w:tcW w:w="1890" w:type="dxa"/>
+          </w:tcPr>
+          <w:p>
+            <w:pPr>
+              <w:pStyle w:val="Compact"/>
+              <w:cnfStyle w:val="000000000000" w:firstRow="0" w:lastRow="0" w:firstColumn="0" w:lastColumn="0" w:oddVBand="0" w:evenVBand="0" w:oddHBand="0" w:evenHBand="0" w:firstRowFirstColumn="0" w:firstRowLastColumn="0" w:lastRowFirstColumn="0" w:lastRowLastColumn="0"/>
             </w:pPr>
           </w:p>
         </w:tc>
       </w:tr>
       <w:tr>
-        <w:tc>
-          <w:tcPr>
-            <w:tcW w:w="1037" w:type="dxa"/>
+        <w:trPr>
+          <w:cnfStyle w:val="000000100000" w:firstRow="0" w:lastRow="0" w:firstColumn="0" w:lastColumn="0" w:oddVBand="0" w:evenVBand="0" w:oddHBand="1" w:evenHBand="0" w:firstRowFirstColumn="0" w:firstRowLastColumn="0" w:lastRowFirstColumn="0" w:lastRowLastColumn="0"/>
+          <w:trHeight w:val="720"/>
+        </w:trPr>
+        <w:tc>
+          <w:tcPr>
+            <w:cnfStyle w:val="000010000000" w:firstRow="0" w:lastRow="0" w:firstColumn="0" w:lastColumn="0" w:oddVBand="1" w:evenVBand="0" w:oddHBand="0" w:evenHBand="0" w:firstRowFirstColumn="0" w:firstRowLastColumn="0" w:lastRowFirstColumn="0" w:lastRowLastColumn="0"/>
+            <w:tcW w:w="1726" w:type="dxa"/>
           </w:tcPr>
           <w:p>
             <w:pPr>
@@ -397,11 +446,12 @@
         </w:tc>
         <w:tc>
           <w:tcPr>
-            <w:tcW w:w="4242" w:type="dxa"/>
-          </w:tcPr>
-          <w:p>
-            <w:pPr>
-              <w:pStyle w:val="Compact"/>
+            <w:tcW w:w="3152" w:type="dxa"/>
+          </w:tcPr>
+          <w:p>
+            <w:pPr>
+              <w:pStyle w:val="Compact"/>
+              <w:cnfStyle w:val="000000100000" w:firstRow="0" w:lastRow="0" w:firstColumn="0" w:lastColumn="0" w:oddVBand="0" w:evenVBand="0" w:oddHBand="1" w:evenHBand="0" w:firstRowFirstColumn="0" w:firstRowLastColumn="0" w:lastRowFirstColumn="0" w:lastRowLastColumn="0"/>
             </w:pPr>
             <w:r>
               <w:t>Climate Change</w:t>
@@ -410,49 +460,57 @@
         </w:tc>
         <w:tc>
           <w:tcPr>
-            <w:tcW w:w="660" w:type="dxa"/>
-          </w:tcPr>
-          <w:p>
-            <w:pPr>
-              <w:pStyle w:val="Compact"/>
-            </w:pPr>
-          </w:p>
-        </w:tc>
-        <w:tc>
-          <w:tcPr>
-            <w:tcW w:w="660" w:type="dxa"/>
-          </w:tcPr>
-          <w:p>
-            <w:pPr>
-              <w:pStyle w:val="Compact"/>
-            </w:pPr>
-          </w:p>
-        </w:tc>
-        <w:tc>
-          <w:tcPr>
-            <w:tcW w:w="660" w:type="dxa"/>
-          </w:tcPr>
-          <w:p>
-            <w:pPr>
-              <w:pStyle w:val="Compact"/>
-            </w:pPr>
-          </w:p>
-        </w:tc>
-        <w:tc>
-          <w:tcPr>
-            <w:tcW w:w="660" w:type="dxa"/>
-          </w:tcPr>
-          <w:p>
-            <w:pPr>
-              <w:pStyle w:val="Compact"/>
+            <w:cnfStyle w:val="000010000000" w:firstRow="0" w:lastRow="0" w:firstColumn="0" w:lastColumn="0" w:oddVBand="1" w:evenVBand="0" w:oddHBand="0" w:evenHBand="0" w:firstRowFirstColumn="0" w:firstRowLastColumn="0" w:lastRowFirstColumn="0" w:lastRowLastColumn="0"/>
+            <w:tcW w:w="2610" w:type="dxa"/>
+          </w:tcPr>
+          <w:p>
+            <w:pPr>
+              <w:pStyle w:val="Compact"/>
+            </w:pPr>
+          </w:p>
+        </w:tc>
+        <w:tc>
+          <w:tcPr>
+            <w:tcW w:w="2160" w:type="dxa"/>
+          </w:tcPr>
+          <w:p>
+            <w:pPr>
+              <w:pStyle w:val="Compact"/>
+              <w:cnfStyle w:val="000000100000" w:firstRow="0" w:lastRow="0" w:firstColumn="0" w:lastColumn="0" w:oddVBand="0" w:evenVBand="0" w:oddHBand="1" w:evenHBand="0" w:firstRowFirstColumn="0" w:firstRowLastColumn="0" w:lastRowFirstColumn="0" w:lastRowLastColumn="0"/>
+            </w:pPr>
+          </w:p>
+        </w:tc>
+        <w:tc>
+          <w:tcPr>
+            <w:cnfStyle w:val="000010000000" w:firstRow="0" w:lastRow="0" w:firstColumn="0" w:lastColumn="0" w:oddVBand="1" w:evenVBand="0" w:oddHBand="0" w:evenHBand="0" w:firstRowFirstColumn="0" w:firstRowLastColumn="0" w:lastRowFirstColumn="0" w:lastRowLastColumn="0"/>
+            <w:tcW w:w="1890" w:type="dxa"/>
+          </w:tcPr>
+          <w:p>
+            <w:pPr>
+              <w:pStyle w:val="Compact"/>
+            </w:pPr>
+          </w:p>
+        </w:tc>
+        <w:tc>
+          <w:tcPr>
+            <w:tcW w:w="1890" w:type="dxa"/>
+          </w:tcPr>
+          <w:p>
+            <w:pPr>
+              <w:pStyle w:val="Compact"/>
+              <w:cnfStyle w:val="000000100000" w:firstRow="0" w:lastRow="0" w:firstColumn="0" w:lastColumn="0" w:oddVBand="0" w:evenVBand="0" w:oddHBand="1" w:evenHBand="0" w:firstRowFirstColumn="0" w:firstRowLastColumn="0" w:lastRowFirstColumn="0" w:lastRowLastColumn="0"/>
             </w:pPr>
           </w:p>
         </w:tc>
       </w:tr>
       <w:tr>
-        <w:tc>
-          <w:tcPr>
-            <w:tcW w:w="1037" w:type="dxa"/>
+        <w:trPr>
+          <w:trHeight w:val="720"/>
+        </w:trPr>
+        <w:tc>
+          <w:tcPr>
+            <w:cnfStyle w:val="000010000000" w:firstRow="0" w:lastRow="0" w:firstColumn="0" w:lastColumn="0" w:oddVBand="1" w:evenVBand="0" w:oddHBand="0" w:evenHBand="0" w:firstRowFirstColumn="0" w:firstRowLastColumn="0" w:lastRowFirstColumn="0" w:lastRowLastColumn="0"/>
+            <w:tcW w:w="1726" w:type="dxa"/>
           </w:tcPr>
           <w:p>
             <w:pPr>
@@ -465,11 +523,12 @@
         </w:tc>
         <w:tc>
           <w:tcPr>
-            <w:tcW w:w="4242" w:type="dxa"/>
-          </w:tcPr>
-          <w:p>
-            <w:pPr>
-              <w:pStyle w:val="Compact"/>
+            <w:tcW w:w="3152" w:type="dxa"/>
+          </w:tcPr>
+          <w:p>
+            <w:pPr>
+              <w:pStyle w:val="Compact"/>
+              <w:cnfStyle w:val="000000000000" w:firstRow="0" w:lastRow="0" w:firstColumn="0" w:lastColumn="0" w:oddVBand="0" w:evenVBand="0" w:oddHBand="0" w:evenHBand="0" w:firstRowFirstColumn="0" w:firstRowLastColumn="0" w:lastRowFirstColumn="0" w:lastRowLastColumn="0"/>
             </w:pPr>
             <w:r>
               <w:t>Species-Level Approaches</w:t>
@@ -478,49 +537,58 @@
         </w:tc>
         <w:tc>
           <w:tcPr>
-            <w:tcW w:w="660" w:type="dxa"/>
-          </w:tcPr>
-          <w:p>
-            <w:pPr>
-              <w:pStyle w:val="Compact"/>
-            </w:pPr>
-          </w:p>
-        </w:tc>
-        <w:tc>
-          <w:tcPr>
-            <w:tcW w:w="660" w:type="dxa"/>
-          </w:tcPr>
-          <w:p>
-            <w:pPr>
-              <w:pStyle w:val="Compact"/>
-            </w:pPr>
-          </w:p>
-        </w:tc>
-        <w:tc>
-          <w:tcPr>
-            <w:tcW w:w="660" w:type="dxa"/>
-          </w:tcPr>
-          <w:p>
-            <w:pPr>
-              <w:pStyle w:val="Compact"/>
-            </w:pPr>
-          </w:p>
-        </w:tc>
-        <w:tc>
-          <w:tcPr>
-            <w:tcW w:w="660" w:type="dxa"/>
-          </w:tcPr>
-          <w:p>
-            <w:pPr>
-              <w:pStyle w:val="Compact"/>
+            <w:cnfStyle w:val="000010000000" w:firstRow="0" w:lastRow="0" w:firstColumn="0" w:lastColumn="0" w:oddVBand="1" w:evenVBand="0" w:oddHBand="0" w:evenHBand="0" w:firstRowFirstColumn="0" w:firstRowLastColumn="0" w:lastRowFirstColumn="0" w:lastRowLastColumn="0"/>
+            <w:tcW w:w="2610" w:type="dxa"/>
+          </w:tcPr>
+          <w:p>
+            <w:pPr>
+              <w:pStyle w:val="Compact"/>
+            </w:pPr>
+          </w:p>
+        </w:tc>
+        <w:tc>
+          <w:tcPr>
+            <w:tcW w:w="2160" w:type="dxa"/>
+          </w:tcPr>
+          <w:p>
+            <w:pPr>
+              <w:pStyle w:val="Compact"/>
+              <w:cnfStyle w:val="000000000000" w:firstRow="0" w:lastRow="0" w:firstColumn="0" w:lastColumn="0" w:oddVBand="0" w:evenVBand="0" w:oddHBand="0" w:evenHBand="0" w:firstRowFirstColumn="0" w:firstRowLastColumn="0" w:lastRowFirstColumn="0" w:lastRowLastColumn="0"/>
+            </w:pPr>
+          </w:p>
+        </w:tc>
+        <w:tc>
+          <w:tcPr>
+            <w:cnfStyle w:val="000010000000" w:firstRow="0" w:lastRow="0" w:firstColumn="0" w:lastColumn="0" w:oddVBand="1" w:evenVBand="0" w:oddHBand="0" w:evenHBand="0" w:firstRowFirstColumn="0" w:firstRowLastColumn="0" w:lastRowFirstColumn="0" w:lastRowLastColumn="0"/>
+            <w:tcW w:w="1890" w:type="dxa"/>
+          </w:tcPr>
+          <w:p>
+            <w:pPr>
+              <w:pStyle w:val="Compact"/>
+            </w:pPr>
+          </w:p>
+        </w:tc>
+        <w:tc>
+          <w:tcPr>
+            <w:tcW w:w="1890" w:type="dxa"/>
+          </w:tcPr>
+          <w:p>
+            <w:pPr>
+              <w:pStyle w:val="Compact"/>
+              <w:cnfStyle w:val="000000000000" w:firstRow="0" w:lastRow="0" w:firstColumn="0" w:lastColumn="0" w:oddVBand="0" w:evenVBand="0" w:oddHBand="0" w:evenHBand="0" w:firstRowFirstColumn="0" w:firstRowLastColumn="0" w:lastRowFirstColumn="0" w:lastRowLastColumn="0"/>
             </w:pPr>
           </w:p>
         </w:tc>
       </w:tr>
       <w:tr>
-        <w:tc>
-          <w:tcPr>
-            <w:tcW w:w="1037" w:type="dxa"/>
+        <w:trPr>
+          <w:cnfStyle w:val="000000100000" w:firstRow="0" w:lastRow="0" w:firstColumn="0" w:lastColumn="0" w:oddVBand="0" w:evenVBand="0" w:oddHBand="1" w:evenHBand="0" w:firstRowFirstColumn="0" w:firstRowLastColumn="0" w:lastRowFirstColumn="0" w:lastRowLastColumn="0"/>
+          <w:trHeight w:val="720"/>
+        </w:trPr>
+        <w:tc>
+          <w:tcPr>
+            <w:cnfStyle w:val="000010000000" w:firstRow="0" w:lastRow="0" w:firstColumn="0" w:lastColumn="0" w:oddVBand="1" w:evenVBand="0" w:oddHBand="0" w:evenHBand="0" w:firstRowFirstColumn="0" w:firstRowLastColumn="0" w:lastRowFirstColumn="0" w:lastRowLastColumn="0"/>
+            <w:tcW w:w="1726" w:type="dxa"/>
           </w:tcPr>
           <w:p>
             <w:pPr>
@@ -533,11 +601,12 @@
         </w:tc>
         <w:tc>
           <w:tcPr>
-            <w:tcW w:w="4242" w:type="dxa"/>
-          </w:tcPr>
-          <w:p>
-            <w:pPr>
-              <w:pStyle w:val="Compact"/>
+            <w:tcW w:w="3152" w:type="dxa"/>
+          </w:tcPr>
+          <w:p>
+            <w:pPr>
+              <w:pStyle w:val="Compact"/>
+              <w:cnfStyle w:val="000000100000" w:firstRow="0" w:lastRow="0" w:firstColumn="0" w:lastColumn="0" w:oddVBand="0" w:evenVBand="0" w:oddHBand="1" w:evenHBand="0" w:firstRowFirstColumn="0" w:firstRowLastColumn="0" w:lastRowFirstColumn="0" w:lastRowLastColumn="0"/>
             </w:pPr>
             <w:r>
               <w:t>Community &amp; Ecosystem Approaches</w:t>
@@ -546,52 +615,57 @@
         </w:tc>
         <w:tc>
           <w:tcPr>
-            <w:tcW w:w="660" w:type="dxa"/>
-          </w:tcPr>
-          <w:p>
-            <w:pPr>
-              <w:pStyle w:val="Compact"/>
-            </w:pPr>
-          </w:p>
-        </w:tc>
-        <w:tc>
-          <w:tcPr>
-            <w:tcW w:w="660" w:type="dxa"/>
-          </w:tcPr>
-          <w:p>
-            <w:pPr>
-              <w:pStyle w:val="Compact"/>
-            </w:pPr>
-          </w:p>
-        </w:tc>
-        <w:tc>
-          <w:tcPr>
-            <w:tcW w:w="660" w:type="dxa"/>
-          </w:tcPr>
-          <w:p>
-            <w:pPr>
-              <w:pStyle w:val="Compact"/>
-            </w:pPr>
-          </w:p>
-        </w:tc>
-        <w:tc>
-          <w:tcPr>
-            <w:tcW w:w="660" w:type="dxa"/>
-          </w:tcPr>
-          <w:p>
-            <w:pPr>
-              <w:pStyle w:val="Compact"/>
+            <w:cnfStyle w:val="000010000000" w:firstRow="0" w:lastRow="0" w:firstColumn="0" w:lastColumn="0" w:oddVBand="1" w:evenVBand="0" w:oddHBand="0" w:evenHBand="0" w:firstRowFirstColumn="0" w:firstRowLastColumn="0" w:lastRowFirstColumn="0" w:lastRowLastColumn="0"/>
+            <w:tcW w:w="2610" w:type="dxa"/>
+          </w:tcPr>
+          <w:p>
+            <w:pPr>
+              <w:pStyle w:val="Compact"/>
+            </w:pPr>
+          </w:p>
+        </w:tc>
+        <w:tc>
+          <w:tcPr>
+            <w:tcW w:w="2160" w:type="dxa"/>
+          </w:tcPr>
+          <w:p>
+            <w:pPr>
+              <w:pStyle w:val="Compact"/>
+              <w:cnfStyle w:val="000000100000" w:firstRow="0" w:lastRow="0" w:firstColumn="0" w:lastColumn="0" w:oddVBand="0" w:evenVBand="0" w:oddHBand="1" w:evenHBand="0" w:firstRowFirstColumn="0" w:firstRowLastColumn="0" w:lastRowFirstColumn="0" w:lastRowLastColumn="0"/>
+            </w:pPr>
+          </w:p>
+        </w:tc>
+        <w:tc>
+          <w:tcPr>
+            <w:cnfStyle w:val="000010000000" w:firstRow="0" w:lastRow="0" w:firstColumn="0" w:lastColumn="0" w:oddVBand="1" w:evenVBand="0" w:oddHBand="0" w:evenHBand="0" w:firstRowFirstColumn="0" w:firstRowLastColumn="0" w:lastRowFirstColumn="0" w:lastRowLastColumn="0"/>
+            <w:tcW w:w="1890" w:type="dxa"/>
+          </w:tcPr>
+          <w:p>
+            <w:pPr>
+              <w:pStyle w:val="Compact"/>
+            </w:pPr>
+          </w:p>
+        </w:tc>
+        <w:tc>
+          <w:tcPr>
+            <w:tcW w:w="1890" w:type="dxa"/>
+          </w:tcPr>
+          <w:p>
+            <w:pPr>
+              <w:pStyle w:val="Compact"/>
+              <w:cnfStyle w:val="000000100000" w:firstRow="0" w:lastRow="0" w:firstColumn="0" w:lastColumn="0" w:oddVBand="0" w:evenVBand="0" w:oddHBand="1" w:evenHBand="0" w:firstRowFirstColumn="0" w:firstRowLastColumn="0" w:lastRowFirstColumn="0" w:lastRowLastColumn="0"/>
             </w:pPr>
           </w:p>
         </w:tc>
       </w:tr>
       <w:tr>
         <w:trPr>
-          <w:trHeight w:val="819"/>
+          <w:trHeight w:val="720"/>
         </w:trPr>
         <w:tc>
           <w:tcPr>
-            <w:tcW w:w="1037" w:type="dxa"/>
+            <w:cnfStyle w:val="000010000000" w:firstRow="0" w:lastRow="0" w:firstColumn="0" w:lastColumn="0" w:oddVBand="1" w:evenVBand="0" w:oddHBand="0" w:evenHBand="0" w:firstRowFirstColumn="0" w:firstRowLastColumn="0" w:lastRowFirstColumn="0" w:lastRowLastColumn="0"/>
+            <w:tcW w:w="1726" w:type="dxa"/>
           </w:tcPr>
           <w:p>
             <w:pPr>
@@ -604,11 +678,12 @@
         </w:tc>
         <w:tc>
           <w:tcPr>
-            <w:tcW w:w="4242" w:type="dxa"/>
-          </w:tcPr>
-          <w:p>
-            <w:pPr>
-              <w:pStyle w:val="Compact"/>
+            <w:tcW w:w="3152" w:type="dxa"/>
+          </w:tcPr>
+          <w:p>
+            <w:pPr>
+              <w:pStyle w:val="Compact"/>
+              <w:cnfStyle w:val="000000000000" w:firstRow="0" w:lastRow="0" w:firstColumn="0" w:lastColumn="0" w:oddVBand="0" w:evenVBand="0" w:oddHBand="0" w:evenHBand="0" w:firstRowFirstColumn="0" w:firstRowLastColumn="0" w:lastRowFirstColumn="0" w:lastRowLastColumn="0"/>
             </w:pPr>
             <w:r>
               <w:t>Landscape-Scale Approaches</w:t>
@@ -617,41 +692,45 @@
         </w:tc>
         <w:tc>
           <w:tcPr>
-            <w:tcW w:w="660" w:type="dxa"/>
-          </w:tcPr>
-          <w:p>
-            <w:pPr>
-              <w:pStyle w:val="Compact"/>
-            </w:pPr>
-          </w:p>
-        </w:tc>
-        <w:tc>
-          <w:tcPr>
-            <w:tcW w:w="660" w:type="dxa"/>
-          </w:tcPr>
-          <w:p>
-            <w:pPr>
-              <w:pStyle w:val="Compact"/>
-            </w:pPr>
-          </w:p>
-        </w:tc>
-        <w:tc>
-          <w:tcPr>
-            <w:tcW w:w="660" w:type="dxa"/>
-          </w:tcPr>
-          <w:p>
-            <w:pPr>
-              <w:pStyle w:val="Compact"/>
-            </w:pPr>
-          </w:p>
-        </w:tc>
-        <w:tc>
-          <w:tcPr>
-            <w:tcW w:w="660" w:type="dxa"/>
-          </w:tcPr>
-          <w:p>
-            <w:pPr>
-              <w:pStyle w:val="Compact"/>
+            <w:cnfStyle w:val="000010000000" w:firstRow="0" w:lastRow="0" w:firstColumn="0" w:lastColumn="0" w:oddVBand="1" w:evenVBand="0" w:oddHBand="0" w:evenHBand="0" w:firstRowFirstColumn="0" w:firstRowLastColumn="0" w:lastRowFirstColumn="0" w:lastRowLastColumn="0"/>
+            <w:tcW w:w="2610" w:type="dxa"/>
+          </w:tcPr>
+          <w:p>
+            <w:pPr>
+              <w:pStyle w:val="Compact"/>
+            </w:pPr>
+          </w:p>
+        </w:tc>
+        <w:tc>
+          <w:tcPr>
+            <w:tcW w:w="2160" w:type="dxa"/>
+          </w:tcPr>
+          <w:p>
+            <w:pPr>
+              <w:pStyle w:val="Compact"/>
+              <w:cnfStyle w:val="000000000000" w:firstRow="0" w:lastRow="0" w:firstColumn="0" w:lastColumn="0" w:oddVBand="0" w:evenVBand="0" w:oddHBand="0" w:evenHBand="0" w:firstRowFirstColumn="0" w:firstRowLastColumn="0" w:lastRowFirstColumn="0" w:lastRowLastColumn="0"/>
+            </w:pPr>
+          </w:p>
+        </w:tc>
+        <w:tc>
+          <w:tcPr>
+            <w:cnfStyle w:val="000010000000" w:firstRow="0" w:lastRow="0" w:firstColumn="0" w:lastColumn="0" w:oddVBand="1" w:evenVBand="0" w:oddHBand="0" w:evenHBand="0" w:firstRowFirstColumn="0" w:firstRowLastColumn="0" w:lastRowFirstColumn="0" w:lastRowLastColumn="0"/>
+            <w:tcW w:w="1890" w:type="dxa"/>
+          </w:tcPr>
+          <w:p>
+            <w:pPr>
+              <w:pStyle w:val="Compact"/>
+            </w:pPr>
+          </w:p>
+        </w:tc>
+        <w:tc>
+          <w:tcPr>
+            <w:tcW w:w="1890" w:type="dxa"/>
+          </w:tcPr>
+          <w:p>
+            <w:pPr>
+              <w:pStyle w:val="Compact"/>
+              <w:cnfStyle w:val="000000000000" w:firstRow="0" w:lastRow="0" w:firstColumn="0" w:lastColumn="0" w:oddVBand="0" w:evenVBand="0" w:oddHBand="0" w:evenHBand="0" w:firstRowFirstColumn="0" w:firstRowLastColumn="0" w:lastRowFirstColumn="0" w:lastRowLastColumn="0"/>
             </w:pPr>
           </w:p>
         </w:tc>
@@ -1998,6 +2077,86 @@
       <w:shd w:val="clear" w:color="auto" w:fill="F1F3F5"/>
     </w:rPr>
   </w:style>
+  <w:style w:type="table" w:styleId="TableGrid">
+    <w:name w:val="Table Grid"/>
+    <w:basedOn w:val="TableNormal"/>
+    <w:rsid w:val="00AC3AA8"/>
+    <w:pPr>
+      <w:spacing w:after="0"/>
+    </w:pPr>
+    <w:tblPr>
+      <w:tblBorders>
+        <w:top w:val="single" w:sz="4" w:space="0" w:color="auto"/>
+        <w:left w:val="single" w:sz="4" w:space="0" w:color="auto"/>
+        <w:bottom w:val="single" w:sz="4" w:space="0" w:color="auto"/>
+        <w:right w:val="single" w:sz="4" w:space="0" w:color="auto"/>
+        <w:insideH w:val="single" w:sz="4" w:space="0" w:color="auto"/>
+        <w:insideV w:val="single" w:sz="4" w:space="0" w:color="auto"/>
+      </w:tblBorders>
+    </w:tblPr>
+  </w:style>
+  <w:style w:type="table" w:styleId="PlainTable1">
+    <w:name w:val="Plain Table 1"/>
+    <w:basedOn w:val="TableNormal"/>
+    <w:rsid w:val="00AC3AA8"/>
+    <w:pPr>
+      <w:spacing w:after="0"/>
+    </w:pPr>
+    <w:tblPr>
+      <w:tblStyleRowBandSize w:val="1"/>
+      <w:tblStyleColBandSize w:val="1"/>
+      <w:tblBorders>
+        <w:top w:val="single" w:sz="4" w:space="0" w:color="BFBFBF" w:themeColor="background1" w:themeShade="BF"/>
+        <w:left w:val="single" w:sz="4" w:space="0" w:color="BFBFBF" w:themeColor="background1" w:themeShade="BF"/>
+        <w:bottom w:val="single" w:sz="4" w:space="0" w:color="BFBFBF" w:themeColor="background1" w:themeShade="BF"/>
+        <w:right w:val="single" w:sz="4" w:space="0" w:color="BFBFBF" w:themeColor="background1" w:themeShade="BF"/>
+        <w:insideH w:val="single" w:sz="4" w:space="0" w:color="BFBFBF" w:themeColor="background1" w:themeShade="BF"/>
+        <w:insideV w:val="single" w:sz="4" w:space="0" w:color="BFBFBF" w:themeColor="background1" w:themeShade="BF"/>
+      </w:tblBorders>
+    </w:tblPr>
+    <w:tblStylePr w:type="firstRow">
+      <w:rPr>
+        <w:b/>
+        <w:bCs/>
+      </w:rPr>
+    </w:tblStylePr>
+    <w:tblStylePr w:type="lastRow">
+      <w:rPr>
+        <w:b/>
+        <w:bCs/>
+      </w:rPr>
+      <w:tblPr/>
+      <w:tcPr>
+        <w:tcBorders>
+          <w:top w:val="double" w:sz="4" w:space="0" w:color="BFBFBF" w:themeColor="background1" w:themeShade="BF"/>
+        </w:tcBorders>
+      </w:tcPr>
+    </w:tblStylePr>
+    <w:tblStylePr w:type="firstCol">
+      <w:rPr>
+        <w:b/>
+        <w:bCs/>
+      </w:rPr>
+    </w:tblStylePr>
+    <w:tblStylePr w:type="lastCol">
+      <w:rPr>
+        <w:b/>
+        <w:bCs/>
+      </w:rPr>
+    </w:tblStylePr>
+    <w:tblStylePr w:type="band1Vert">
+      <w:tblPr/>
+      <w:tcPr>
+        <w:shd w:val="clear" w:color="auto" w:fill="F2F2F2" w:themeFill="background1" w:themeFillShade="F2"/>
+      </w:tcPr>
+    </w:tblStylePr>
+    <w:tblStylePr w:type="band1Horz">
+      <w:tblPr/>
+      <w:tcPr>
+        <w:shd w:val="clear" w:color="auto" w:fill="F2F2F2" w:themeFill="background1" w:themeFillShade="F2"/>
+      </w:tcPr>
+    </w:tblStylePr>
+  </w:style>
 </w:styles>
 </file>
 
